--- a/Coursework-Reports/Filip_Rak_Patrycja_Pitala_2.docx
+++ b/Coursework-Reports/Filip_Rak_Patrycja_Pitala_2.docx
@@ -167,6 +167,7 @@
       <w:pPr>
         <w:shd w:val="clear" w:color="auto" w:fill="EEECE1" w:themeFill="background2"/>
         <w:spacing w:after="120"/>
+        <w:ind w:left="708" w:right="708"/>
         <w:rPr>
           <w:rFonts w:ascii="Times New Roman" w:hAnsi="Times New Roman" w:cs="Times New Roman"/>
           <w:sz w:val="20"/>
@@ -227,6 +228,7 @@
       <w:pPr>
         <w:shd w:val="clear" w:color="auto" w:fill="EEECE1" w:themeFill="background2"/>
         <w:spacing w:after="120"/>
+        <w:ind w:left="708" w:right="708"/>
         <w:rPr>
           <w:rFonts w:ascii="Times New Roman" w:hAnsi="Times New Roman" w:cs="Times New Roman"/>
           <w:sz w:val="20"/>
@@ -288,6 +290,7 @@
       <w:pPr>
         <w:shd w:val="clear" w:color="auto" w:fill="EEECE1" w:themeFill="background2"/>
         <w:spacing w:after="120"/>
+        <w:ind w:left="708" w:right="708"/>
         <w:rPr>
           <w:rFonts w:ascii="Times New Roman" w:hAnsi="Times New Roman" w:cs="Times New Roman"/>
           <w:sz w:val="20"/>
@@ -329,6 +332,7 @@
       <w:pPr>
         <w:shd w:val="clear" w:color="auto" w:fill="EEECE1" w:themeFill="background2"/>
         <w:spacing w:after="120"/>
+        <w:ind w:left="708" w:right="708"/>
         <w:rPr>
           <w:rFonts w:ascii="Times New Roman" w:hAnsi="Times New Roman" w:cs="Times New Roman"/>
           <w:sz w:val="20"/>
@@ -370,6 +374,7 @@
       <w:pPr>
         <w:shd w:val="clear" w:color="auto" w:fill="EEECE1" w:themeFill="background2"/>
         <w:spacing w:after="120"/>
+        <w:ind w:left="708" w:right="708"/>
         <w:rPr>
           <w:rFonts w:ascii="Times New Roman" w:hAnsi="Times New Roman" w:cs="Times New Roman"/>
           <w:sz w:val="20"/>
@@ -392,6 +397,250 @@
           <w:szCs w:val="20"/>
         </w:rPr>
         <w:t>])</w:t>
+      </w:r>
+    </w:p>
+    <w:p>
+      <w:pPr>
+        <w:rPr>
+          <w:rFonts w:ascii="Times New Roman" w:hAnsi="Times New Roman" w:cs="Times New Roman"/>
+          <w:sz w:val="24"/>
+          <w:szCs w:val="24"/>
+        </w:rPr>
+      </w:pPr>
+    </w:p>
+    <w:p>
+      <w:pPr>
+        <w:rPr>
+          <w:rFonts w:ascii="Times New Roman" w:hAnsi="Times New Roman" w:cs="Times New Roman"/>
+          <w:b/>
+          <w:sz w:val="24"/>
+          <w:szCs w:val="24"/>
+        </w:rPr>
+      </w:pPr>
+      <w:r>
+        <w:rPr>
+          <w:rFonts w:ascii="Times New Roman" w:hAnsi="Times New Roman" w:cs="Times New Roman"/>
+          <w:b/>
+          <w:sz w:val="24"/>
+          <w:szCs w:val="24"/>
+        </w:rPr>
+        <w:t>Augmentacja danych:</w:t>
+      </w:r>
+    </w:p>
+    <w:p>
+      <w:pPr>
+        <w:pStyle w:val="NormalnyWeb"/>
+      </w:pPr>
+      <w:r>
+        <w:tab/>
+        <w:t xml:space="preserve">Później, w celu zwiększenia różnorodności danych, zastosowano augmentację obrazu przy użyciu biblioteki </w:t>
+      </w:r>
+      <w:proofErr w:type="spellStart"/>
+      <w:r>
+        <w:t>Kornia</w:t>
+      </w:r>
+      <w:proofErr w:type="spellEnd"/>
+      <w:r>
+        <w:t>:</w:t>
+      </w:r>
+    </w:p>
+    <w:p>
+      <w:pPr>
+        <w:shd w:val="clear" w:color="auto" w:fill="EEECE1" w:themeFill="background2"/>
+        <w:spacing w:after="120"/>
+        <w:ind w:left="709" w:right="708"/>
+        <w:rPr>
+          <w:rFonts w:ascii="Times New Roman" w:hAnsi="Times New Roman" w:cs="Times New Roman"/>
+          <w:sz w:val="20"/>
+          <w:szCs w:val="20"/>
+          <w:lang w:val="en-GB"/>
+        </w:rPr>
+      </w:pPr>
+      <w:proofErr w:type="spellStart"/>
+      <w:r>
+        <w:rPr>
+          <w:rFonts w:ascii="Times New Roman" w:hAnsi="Times New Roman" w:cs="Times New Roman"/>
+          <w:sz w:val="20"/>
+          <w:szCs w:val="20"/>
+          <w:lang w:val="en-GB"/>
+        </w:rPr>
+        <w:t>gpu_augmentations</w:t>
+      </w:r>
+      <w:proofErr w:type="spellEnd"/>
+      <w:r>
+        <w:rPr>
+          <w:rFonts w:ascii="Times New Roman" w:hAnsi="Times New Roman" w:cs="Times New Roman"/>
+          <w:sz w:val="20"/>
+          <w:szCs w:val="20"/>
+          <w:lang w:val="en-GB"/>
+        </w:rPr>
+        <w:t xml:space="preserve"> = </w:t>
+      </w:r>
+      <w:proofErr w:type="spellStart"/>
+      <w:r>
+        <w:rPr>
+          <w:rFonts w:ascii="Times New Roman" w:hAnsi="Times New Roman" w:cs="Times New Roman"/>
+          <w:sz w:val="20"/>
+          <w:szCs w:val="20"/>
+          <w:lang w:val="en-GB"/>
+        </w:rPr>
+        <w:t>torch.nn.Sequential</w:t>
+      </w:r>
+      <w:proofErr w:type="spellEnd"/>
+      <w:r>
+        <w:rPr>
+          <w:rFonts w:ascii="Times New Roman" w:hAnsi="Times New Roman" w:cs="Times New Roman"/>
+          <w:sz w:val="20"/>
+          <w:szCs w:val="20"/>
+          <w:lang w:val="en-GB"/>
+        </w:rPr>
+        <w:t>(</w:t>
+      </w:r>
+    </w:p>
+    <w:p>
+      <w:pPr>
+        <w:shd w:val="clear" w:color="auto" w:fill="EEECE1" w:themeFill="background2"/>
+        <w:spacing w:after="120"/>
+        <w:ind w:left="709" w:right="708"/>
+        <w:rPr>
+          <w:rFonts w:ascii="Times New Roman" w:hAnsi="Times New Roman" w:cs="Times New Roman"/>
+          <w:sz w:val="20"/>
+          <w:szCs w:val="20"/>
+          <w:lang w:val="en-GB"/>
+        </w:rPr>
+      </w:pPr>
+      <w:r>
+        <w:rPr>
+          <w:rFonts w:ascii="Times New Roman" w:hAnsi="Times New Roman" w:cs="Times New Roman"/>
+          <w:sz w:val="20"/>
+          <w:szCs w:val="20"/>
+          <w:lang w:val="en-GB"/>
+        </w:rPr>
+        <w:t xml:space="preserve">    </w:t>
+      </w:r>
+      <w:proofErr w:type="spellStart"/>
+      <w:r>
+        <w:rPr>
+          <w:rFonts w:ascii="Times New Roman" w:hAnsi="Times New Roman" w:cs="Times New Roman"/>
+          <w:sz w:val="20"/>
+          <w:szCs w:val="20"/>
+          <w:lang w:val="en-GB"/>
+        </w:rPr>
+        <w:t>K.RandomHorizontalFlip</w:t>
+      </w:r>
+      <w:proofErr w:type="spellEnd"/>
+      <w:r>
+        <w:rPr>
+          <w:rFonts w:ascii="Times New Roman" w:hAnsi="Times New Roman" w:cs="Times New Roman"/>
+          <w:sz w:val="20"/>
+          <w:szCs w:val="20"/>
+          <w:lang w:val="en-GB"/>
+        </w:rPr>
+        <w:t>(),</w:t>
+      </w:r>
+    </w:p>
+    <w:p>
+      <w:pPr>
+        <w:shd w:val="clear" w:color="auto" w:fill="EEECE1" w:themeFill="background2"/>
+        <w:spacing w:after="120"/>
+        <w:ind w:left="709" w:right="708"/>
+        <w:rPr>
+          <w:rFonts w:ascii="Times New Roman" w:hAnsi="Times New Roman" w:cs="Times New Roman"/>
+          <w:sz w:val="20"/>
+          <w:szCs w:val="20"/>
+          <w:lang w:val="en-GB"/>
+        </w:rPr>
+      </w:pPr>
+      <w:r>
+        <w:rPr>
+          <w:rFonts w:ascii="Times New Roman" w:hAnsi="Times New Roman" w:cs="Times New Roman"/>
+          <w:sz w:val="20"/>
+          <w:szCs w:val="20"/>
+          <w:lang w:val="en-GB"/>
+        </w:rPr>
+        <w:t xml:space="preserve">    </w:t>
+      </w:r>
+      <w:proofErr w:type="spellStart"/>
+      <w:r>
+        <w:rPr>
+          <w:rFonts w:ascii="Times New Roman" w:hAnsi="Times New Roman" w:cs="Times New Roman"/>
+          <w:sz w:val="20"/>
+          <w:szCs w:val="20"/>
+          <w:lang w:val="en-GB"/>
+        </w:rPr>
+        <w:t>K.RandomVerticalFlip</w:t>
+      </w:r>
+      <w:proofErr w:type="spellEnd"/>
+      <w:r>
+        <w:rPr>
+          <w:rFonts w:ascii="Times New Roman" w:hAnsi="Times New Roman" w:cs="Times New Roman"/>
+          <w:sz w:val="20"/>
+          <w:szCs w:val="20"/>
+          <w:lang w:val="en-GB"/>
+        </w:rPr>
+        <w:t>(),</w:t>
+      </w:r>
+    </w:p>
+    <w:p>
+      <w:pPr>
+        <w:shd w:val="clear" w:color="auto" w:fill="EEECE1" w:themeFill="background2"/>
+        <w:spacing w:after="120"/>
+        <w:ind w:left="709" w:right="708"/>
+        <w:rPr>
+          <w:rFonts w:ascii="Times New Roman" w:hAnsi="Times New Roman" w:cs="Times New Roman"/>
+          <w:sz w:val="20"/>
+          <w:szCs w:val="20"/>
+          <w:lang w:val="en-GB"/>
+        </w:rPr>
+      </w:pPr>
+      <w:r>
+        <w:rPr>
+          <w:rFonts w:ascii="Times New Roman" w:hAnsi="Times New Roman" w:cs="Times New Roman"/>
+          <w:sz w:val="20"/>
+          <w:szCs w:val="20"/>
+          <w:lang w:val="en-GB"/>
+        </w:rPr>
+        <w:t xml:space="preserve">    </w:t>
+      </w:r>
+      <w:proofErr w:type="spellStart"/>
+      <w:r>
+        <w:rPr>
+          <w:rFonts w:ascii="Times New Roman" w:hAnsi="Times New Roman" w:cs="Times New Roman"/>
+          <w:sz w:val="20"/>
+          <w:szCs w:val="20"/>
+          <w:lang w:val="en-GB"/>
+        </w:rPr>
+        <w:t>K.RandomRotation</w:t>
+      </w:r>
+      <w:proofErr w:type="spellEnd"/>
+      <w:r>
+        <w:rPr>
+          <w:rFonts w:ascii="Times New Roman" w:hAnsi="Times New Roman" w:cs="Times New Roman"/>
+          <w:sz w:val="20"/>
+          <w:szCs w:val="20"/>
+          <w:lang w:val="en-GB"/>
+        </w:rPr>
+        <w:t>(15.0),</w:t>
+      </w:r>
+    </w:p>
+    <w:p>
+      <w:pPr>
+        <w:shd w:val="clear" w:color="auto" w:fill="EEECE1" w:themeFill="background2"/>
+        <w:spacing w:after="120"/>
+        <w:ind w:left="709" w:right="708"/>
+        <w:rPr>
+          <w:rFonts w:ascii="Times New Roman" w:hAnsi="Times New Roman" w:cs="Times New Roman"/>
+          <w:sz w:val="24"/>
+          <w:szCs w:val="24"/>
+        </w:rPr>
+      </w:pPr>
+      <w:r>
+        <w:rPr>
+          <w:rFonts w:ascii="Times New Roman" w:hAnsi="Times New Roman" w:cs="Times New Roman"/>
+          <w:sz w:val="20"/>
+          <w:szCs w:val="20"/>
+        </w:rPr>
+        <w:t>).cuda()</w:t>
       </w:r>
     </w:p>
     <w:p>
@@ -1004,6 +1253,7 @@
           <w:sz w:val="24"/>
           <w:szCs w:val="24"/>
         </w:rPr>
+        <w:lastRenderedPageBreak/>
         <w:t xml:space="preserve">Poprzez ustawienie </w:t>
       </w:r>
       <w:proofErr w:type="spellStart"/>
@@ -1259,6 +1509,23 @@
     <w:uiPriority w:val="99"/>
     <w:semiHidden/>
     <w:unhideWhenUsed/>
+  </w:style>
+  <w:style w:type="paragraph" w:styleId="NormalnyWeb">
+    <w:name w:val="Normal (Web)"/>
+    <w:basedOn w:val="Normalny"/>
+    <w:uiPriority w:val="99"/>
+    <w:semiHidden/>
+    <w:unhideWhenUsed/>
+    <w:rsid w:val="00370D5F"/>
+    <w:pPr>
+      <w:spacing w:before="100" w:beforeAutospacing="1" w:after="100" w:afterAutospacing="1" w:line="240" w:lineRule="auto"/>
+    </w:pPr>
+    <w:rPr>
+      <w:rFonts w:ascii="Times New Roman" w:eastAsia="Times New Roman" w:hAnsi="Times New Roman" w:cs="Times New Roman"/>
+      <w:sz w:val="24"/>
+      <w:szCs w:val="24"/>
+      <w:lang w:eastAsia="pl-PL"/>
+    </w:rPr>
   </w:style>
 </w:styles>
 </file>
